--- a/Civil Law-I/Topic 3 - Contract Act (General Principles)/Topic 3 - Knowledge Base.docx
+++ b/Civil Law-I/Topic 3 - Contract Act (General Principles)/Topic 3 - Knowledge Base.docx
@@ -20749,6 +20749,127 @@
         <w:spacing w:after="80"/>
       </w:pPr>
     </w:p>
+    <w:tbl>
+      <w:tblPr>
+        <w:tblW w:type="dxa" w:w="9026"/>
+        <w:tblBorders>
+          <w:top w:val="single" w:color="auto" w:sz="4"/>
+          <w:left w:val="single" w:color="auto" w:sz="4"/>
+          <w:bottom w:val="single" w:color="auto" w:sz="4"/>
+          <w:right w:val="single" w:color="auto" w:sz="4"/>
+          <w:insideH w:val="single" w:color="auto" w:sz="4"/>
+          <w:insideV w:val="single" w:color="auto" w:sz="4"/>
+        </w:tblBorders>
+        <w:tblLayout w:type="fixed"/>
+      </w:tblPr>
+      <w:tblGrid>
+        <w:gridCol w:w="9026"/>
+      </w:tblGrid>
+      <w:tr>
+        <w:trPr>
+          <w:cantSplit/>
+        </w:trPr>
+        <w:tc>
+          <w:tcPr>
+            <w:tcW w:type="dxa" w:w="9026"/>
+            <w:tcBorders>
+              <w:top w:val="none" w:color="FFFFFF" w:sz="0"/>
+              <w:left w:val="single" w:color="1E2B45" w:sz="24"/>
+              <w:bottom w:val="none" w:color="FFFFFF" w:sz="0"/>
+              <w:right w:val="none" w:color="FFFFFF" w:sz="0"/>
+            </w:tcBorders>
+            <w:shd w:fill="EEF0F6" w:color="auto" w:val="clear"/>
+            <w:tcMar>
+              <w:top w:type="dxa" w:w="110"/>
+              <w:left w:type="dxa" w:w="200"/>
+              <w:bottom w:type="dxa" w:w="60"/>
+              <w:right w:type="dxa" w:w="180"/>
+            </w:tcMar>
+          </w:tcPr>
+          <w:p>
+            <w:pPr>
+              <w:keepNext/>
+              <w:spacing w:after="80"/>
+            </w:pPr>
+            <w:r>
+              <w:rPr>
+                <w:b/>
+                <w:bCs/>
+                <w:color w:val="1E2B45"/>
+                <w:spacing w:val="20"/>
+                <w:sz w:val="18"/>
+                <w:szCs w:val="18"/>
+              </w:rPr>
+              <w:t xml:space="preserve">ISLAMABAD-SPECIFIC LAW</w:t>
+            </w:r>
+            <w:r>
+              <w:rPr>
+                <w:color w:val="1E2B45"/>
+                <w:sz w:val="18"/>
+                <w:szCs w:val="18"/>
+              </w:rPr>
+              <w:t xml:space="preserve">  ·  </w:t>
+            </w:r>
+            <w:r>
+              <w:rPr>
+                <w:b/>
+                <w:bCs/>
+                <w:color w:val="1E2B45"/>
+                <w:sz w:val="18"/>
+                <w:szCs w:val="18"/>
+              </w:rPr>
+              <w:t xml:space="preserve">Sale of goods in Pakistan — the seller must disclose defects</w:t>
+            </w:r>
+          </w:p>
+          <w:p>
+            <w:pPr>
+              <w:spacing w:after="90" w:line="276"/>
+            </w:pPr>
+            <w:r>
+              <w:t xml:space="preserve">For </w:t>
+            </w:r>
+            <w:r>
+              <w:rPr>
+                <w:b/>
+                <w:bCs/>
+                <w:color w:val="2E7D32"/>
+              </w:rPr>
+              <w:t xml:space="preserve">sales of goods</w:t>
+            </w:r>
+            <w:r>
+              <w:t xml:space="preserve">, Pakistan has cut down the silence rule by statute. </w:t>
+            </w:r>
+            <w:r>
+              <w:rPr>
+                <w:b/>
+                <w:bCs/>
+                <w:color w:val="2E7D32"/>
+              </w:rPr>
+              <w:t xml:space="preserve">Section 16A of the Sale of Goods Act</w:t>
+            </w:r>
+            <w:r>
+              <w:t xml:space="preserve"> (inserted by Act XVIII of 1994) provides that, "notwithstanding anything contained in section 16, and save where the parties have entered into an agreement to the contrary, the seller shall be under an </w:t>
+            </w:r>
+            <w:r>
+              <w:rPr>
+                <w:b/>
+                <w:bCs/>
+                <w:color w:val="2E7D32"/>
+              </w:rPr>
+              <w:t xml:space="preserve">obligation to inform the buyer of any defect</w:t>
+            </w:r>
+            <w:r>
+              <w:t xml:space="preserve"> in the goods sold at the time of the contract, except in a case where the defect is obviously known to the buyer." So a Pakistani seller of goods who keeps quiet about a defect breaches a statutory duty, even where the general rule in s. 17 would treat mere silence as no fraud. (Full treatment: Topic 4, Chapter 7.)</w:t>
+            </w:r>
+          </w:p>
+        </w:tc>
+      </w:tr>
+    </w:tbl>
+    <w:p>
+      <w:pPr>
+        <w:spacing w:after="80"/>
+      </w:pPr>
+    </w:p>
     <w:p>
       <w:pPr>
         <w:pStyle w:val="Heading3"/>
@@ -22797,7 +22918,18 @@
               <w:t xml:space="preserve">caveat emptor</w:t>
             </w:r>
             <w:r>
-              <w:t xml:space="preserve">).</w:t>
+              <w:t xml:space="preserve">). (In a Pakistani sale of goods, compare the seller's statutory duty to disclose </w:t>
+            </w:r>
+            <w:r>
+              <w:rPr>
+                <w:b/>
+                <w:bCs/>
+                <w:color w:val="2E7D32"/>
+              </w:rPr>
+              <w:t xml:space="preserve">defects</w:t>
+            </w:r>
+            <w:r>
+              <w:t xml:space="preserve"> under SGA s. 16A — a mistake about the age of oats is not a defect, but a hidden flaw would be.)</w:t>
             </w:r>
           </w:p>
         </w:tc>
@@ -54199,7 +54331,7 @@
                 <w:sz w:val="20"/>
                 <w:szCs w:val="20"/>
               </w:rPr>
-              <w:t xml:space="preserve">s. 17 Explanation — mere silence is not fraud; SGA s. 16</w:t>
+              <w:t xml:space="preserve">s. 17 Explanation — mere silence is not fraud; SGA s. 16 — but see SGA s. 16A (Pakistani seller's duty to disclose defects)</w:t>
             </w:r>
           </w:p>
         </w:tc>
